--- a/notes.docx
+++ b/notes.docx
@@ -145,15 +145,7 @@
         </w:numPr>
       </w:pPr>
       <w:r>
-        <w:t xml:space="preserve">Today – talk about evolution, </w:t>
-      </w:r>
-      <w:proofErr w:type="spellStart"/>
-      <w:r>
-        <w:t>source&amp;rate</w:t>
-      </w:r>
-      <w:proofErr w:type="spellEnd"/>
-      <w:r>
-        <w:t xml:space="preserve"> of mutations. </w:t>
+        <w:t xml:space="preserve">Today – talk about evolution, source&amp;rate of mutations. </w:t>
       </w:r>
     </w:p>
     <w:p>
@@ -293,23 +285,7 @@
         <w:t>Prior to Darwin there was a</w:t>
       </w:r>
       <w:r>
-        <w:t xml:space="preserve">nother scientist – </w:t>
-      </w:r>
-      <w:proofErr w:type="spellStart"/>
-      <w:r>
-        <w:t>LaMarck</w:t>
-      </w:r>
-      <w:proofErr w:type="spellEnd"/>
-      <w:r>
-        <w:t xml:space="preserve">, but he believed that the mechanism of evolution is inheritance of changes that happen by phenotypes only (if you broke the arm, your child's arm would be broken. All </w:t>
-      </w:r>
-      <w:proofErr w:type="spellStart"/>
-      <w:r>
-        <w:t>giraffs</w:t>
-      </w:r>
-      <w:proofErr w:type="spellEnd"/>
-      <w:r>
-        <w:t xml:space="preserve"> were born with same </w:t>
+        <w:t xml:space="preserve">nother scientist – LaMarck, but he believed that the mechanism of evolution is inheritance of changes that happen by phenotypes only (if you broke the arm, your child's arm would be broken. All giraffs were born with same </w:t>
       </w:r>
       <w:r>
         <w:lastRenderedPageBreak/>
@@ -829,39 +805,7 @@
         <w:t xml:space="preserve"> – if both cooperate there is evolutionary benefit, if both defect there is evolutionary cost for both, if one defects and one cooperates only the cooperating one suffers from a loss. In this game the most rational decision is to defect (Nash equilibrium – no player could gain from changing their own strategy, holding that all other players' strategies are fixed: if everyone defects, changing to cooperation would always cause loss). </w:t>
       </w:r>
       <w:r>
-        <w:t xml:space="preserve">Points: </w:t>
-      </w:r>
-      <w:proofErr w:type="spellStart"/>
-      <w:r>
-        <w:t>coop+coop</w:t>
-      </w:r>
-      <w:proofErr w:type="spellEnd"/>
-      <w:r>
-        <w:t xml:space="preserve"> = (1,1), </w:t>
-      </w:r>
-      <w:proofErr w:type="spellStart"/>
-      <w:r>
-        <w:t>coop+defect</w:t>
-      </w:r>
-      <w:proofErr w:type="spellEnd"/>
-      <w:r>
-        <w:t xml:space="preserve">=(-5,0), </w:t>
-      </w:r>
-      <w:proofErr w:type="spellStart"/>
-      <w:r>
-        <w:t>defect+defect</w:t>
-      </w:r>
-      <w:proofErr w:type="spellEnd"/>
-      <w:r>
-        <w:t xml:space="preserve">=(-3,-3), </w:t>
-      </w:r>
-      <w:proofErr w:type="spellStart"/>
-      <w:r>
-        <w:t>defect+coop</w:t>
-      </w:r>
-      <w:proofErr w:type="spellEnd"/>
-      <w:r>
-        <w:t>=(0,-5).</w:t>
+        <w:t>Points: coop+coop = (1,1), coop+defect=(-5,0), defect+defect=(-3,-3), defect+coop=(0,-5).</w:t>
       </w:r>
       <w:r>
         <w:t xml:space="preserve"> The rational decision is to defect, because in any scenario of the opponent's choice, defection would give higher payoff than cooperation. </w:t>
@@ -946,31 +890,7 @@
         <w:t xml:space="preserve"> game:</w:t>
       </w:r>
       <w:r>
-        <w:t xml:space="preserve"> hunt either </w:t>
-      </w:r>
-      <w:proofErr w:type="spellStart"/>
-      <w:r>
-        <w:t>stug</w:t>
-      </w:r>
-      <w:proofErr w:type="spellEnd"/>
-      <w:r>
-        <w:t xml:space="preserve"> (deer) or bunny. A </w:t>
-      </w:r>
-      <w:proofErr w:type="spellStart"/>
-      <w:r>
-        <w:t>stug</w:t>
-      </w:r>
-      <w:proofErr w:type="spellEnd"/>
-      <w:r>
-        <w:t xml:space="preserve"> is bigger (more payoff), but you cannot hunt it alone. You can go after the bunny by yourself. If both cooperate you can go after the </w:t>
-      </w:r>
-      <w:proofErr w:type="spellStart"/>
-      <w:r>
-        <w:t>stug</w:t>
-      </w:r>
-      <w:proofErr w:type="spellEnd"/>
-      <w:r>
-        <w:t xml:space="preserve">, if both defect they go after the bunny. Best strategy depends on other player (if he cooperates it is best to cooperate, else it is best to defect). </w:t>
+        <w:t xml:space="preserve"> hunt either stug (deer) or bunny. A stug is bigger (more payoff), but you cannot hunt it alone. You can go after the bunny by yourself. If both cooperate you can go after the stug, if both defect they go after the bunny. Best strategy depends on other player (if he cooperates it is best to cooperate, else it is best to defect). </w:t>
       </w:r>
     </w:p>
     <w:p>
@@ -1286,13 +1206,8 @@
       </w:r>
     </w:p>
     <w:p>
-      <w:proofErr w:type="spellStart"/>
-      <w:r>
-        <w:t>Tzahi</w:t>
-      </w:r>
-      <w:proofErr w:type="spellEnd"/>
-      <w:r>
-        <w:t xml:space="preserve"> is not sure that he finished to teach all information needed for the homework, and he will update us. </w:t>
+      <w:r>
+        <w:t xml:space="preserve">Tzahi is not sure that he finished to teach all information needed for the homework, and he will update us. </w:t>
       </w:r>
     </w:p>
     <w:p>
@@ -1508,15 +1423,7 @@
         <w:t xml:space="preserve"> may create a minor effect of R2 in response to S1 (while the main response still being R1) and vice versa. </w:t>
       </w:r>
       <w:r>
-        <w:t xml:space="preserve">This happens </w:t>
-      </w:r>
-      <w:proofErr w:type="spellStart"/>
-      <w:r>
-        <w:t>stochasticly</w:t>
-      </w:r>
-      <w:proofErr w:type="spellEnd"/>
-      <w:r>
-        <w:t xml:space="preserve"> by chance.</w:t>
+        <w:t>This happens stochasticly by chance.</w:t>
       </w:r>
     </w:p>
     <w:p>
@@ -1839,14 +1746,12 @@
       </w:r>
     </w:p>
     <w:p>
-      <w:proofErr w:type="spellStart"/>
       <w:r>
         <w:t>S</w:t>
       </w:r>
       <w:r>
         <w:t>ljkl</w:t>
       </w:r>
-      <w:proofErr w:type="spellEnd"/>
     </w:p>
     <w:p>
       <w:pPr>
@@ -1862,6 +1767,380 @@
       </w:r>
       <w:r>
         <w:t xml:space="preserve">Ischemic conditioning – some people can have a minor heart attack before they have a massive major heart attack – so the heart attack would be beneficial instead of harmful. If you suffer the same condition but to a much lower extent would protect the heart from a more serious condition. </w:t>
+      </w:r>
+    </w:p>
+    <w:p>
+      <w:pPr>
+        <w:pStyle w:val="2"/>
+      </w:pPr>
+      <w:r>
+        <w:t>Lecture 10: 12Jun2025</w:t>
+      </w:r>
+    </w:p>
+    <w:p>
+      <w:r>
+        <w:rPr>
+          <w:b/>
+          <w:bCs/>
+        </w:rPr>
+        <w:t>Origins of life</w:t>
+      </w:r>
+    </w:p>
+    <w:p>
+      <w:r>
+        <w:t>This is extremely interesting, however a dead-end in science probably. We are given in school very simplistic definitions of a living thing:</w:t>
+      </w:r>
+    </w:p>
+    <w:p>
+      <w:pPr>
+        <w:pStyle w:val="a9"/>
+        <w:numPr>
+          <w:ilvl w:val="0"/>
+          <w:numId w:val="3"/>
+        </w:numPr>
+      </w:pPr>
+      <w:r>
+        <w:t>Ability to replicate</w:t>
+      </w:r>
+    </w:p>
+    <w:p>
+      <w:pPr>
+        <w:pStyle w:val="a9"/>
+        <w:numPr>
+          <w:ilvl w:val="0"/>
+          <w:numId w:val="3"/>
+        </w:numPr>
+      </w:pPr>
+      <w:r>
+        <w:t>Ability to metabolize</w:t>
+      </w:r>
+    </w:p>
+    <w:p>
+      <w:pPr>
+        <w:pStyle w:val="a9"/>
+        <w:numPr>
+          <w:ilvl w:val="0"/>
+          <w:numId w:val="3"/>
+        </w:numPr>
+      </w:pPr>
+      <w:r>
+        <w:t>Ability to contain information</w:t>
+      </w:r>
+    </w:p>
+    <w:p>
+      <w:r>
+        <w:lastRenderedPageBreak/>
+        <w:t>Johb Von Neuman was a great scientist. He said that living things are information processors – they have the software (DNA/RNA) and the hardware (cellular machinery of metabolism and replication).</w:t>
+      </w:r>
+    </w:p>
+    <w:p>
+      <w:r>
+        <w:t xml:space="preserve">Homework this week – two questions will be provided as guidelines but we can basically choose anything we want from the lecture. </w:t>
+      </w:r>
+    </w:p>
+    <w:p>
+      <w:r>
+        <w:rPr>
+          <w:b/>
+          <w:bCs/>
+        </w:rPr>
+        <w:t>Major theories of the origin of life</w:t>
+      </w:r>
+    </w:p>
+    <w:p>
+      <w:r>
+        <w:t>There are multiple theories, which usually means nobody knows what is true:</w:t>
+      </w:r>
+    </w:p>
+    <w:p>
+      <w:pPr>
+        <w:pStyle w:val="a9"/>
+        <w:numPr>
+          <w:ilvl w:val="0"/>
+          <w:numId w:val="3"/>
+        </w:numPr>
+      </w:pPr>
+      <w:r>
+        <w:t>Abiogenesis from primordial soup</w:t>
+      </w:r>
+    </w:p>
+    <w:p>
+      <w:pPr>
+        <w:pStyle w:val="a9"/>
+        <w:numPr>
+          <w:ilvl w:val="1"/>
+          <w:numId w:val="3"/>
+        </w:numPr>
+      </w:pPr>
+      <w:r>
+        <w:t>Once on earth we had non-living matter</w:t>
+      </w:r>
+    </w:p>
+    <w:p>
+      <w:pPr>
+        <w:pStyle w:val="a9"/>
+        <w:numPr>
+          <w:ilvl w:val="1"/>
+          <w:numId w:val="3"/>
+        </w:numPr>
+      </w:pPr>
+      <w:r>
+        <w:t>Somehow life arose naturally from that matter</w:t>
+      </w:r>
+    </w:p>
+    <w:p>
+      <w:pPr>
+        <w:pStyle w:val="a9"/>
+        <w:numPr>
+          <w:ilvl w:val="1"/>
+          <w:numId w:val="3"/>
+        </w:numPr>
+      </w:pPr>
+      <w:r>
+        <w:t>Simple molecules arose first, and then that allowed the creation of more complex systems.</w:t>
+      </w:r>
+    </w:p>
+    <w:p>
+      <w:pPr>
+        <w:pStyle w:val="a9"/>
+        <w:numPr>
+          <w:ilvl w:val="1"/>
+          <w:numId w:val="3"/>
+        </w:numPr>
+      </w:pPr>
+      <w:r>
+        <w:t>Oparin and Haldane (1920s) proposed a "primordial soup" of organic compounds in earth's oceans, powered by energy sources</w:t>
+      </w:r>
+    </w:p>
+    <w:p>
+      <w:pPr>
+        <w:pStyle w:val="a9"/>
+        <w:numPr>
+          <w:ilvl w:val="1"/>
+          <w:numId w:val="3"/>
+        </w:numPr>
+      </w:pPr>
+      <w:r>
+        <w:t>Life started around 4 billion years ago.</w:t>
+      </w:r>
+    </w:p>
+    <w:p>
+      <w:pPr>
+        <w:pStyle w:val="a9"/>
+        <w:numPr>
+          <w:ilvl w:val="0"/>
+          <w:numId w:val="3"/>
+        </w:numPr>
+      </w:pPr>
+      <w:r>
+        <w:t>RNA world hypothesis</w:t>
+      </w:r>
+    </w:p>
+    <w:p>
+      <w:pPr>
+        <w:pStyle w:val="a9"/>
+        <w:numPr>
+          <w:ilvl w:val="1"/>
+          <w:numId w:val="3"/>
+        </w:numPr>
+      </w:pPr>
+      <w:r>
+        <w:t>Was once considered a good hypothesis, then was rejected, now is coming back</w:t>
+      </w:r>
+    </w:p>
+    <w:p>
+      <w:pPr>
+        <w:pStyle w:val="a9"/>
+        <w:numPr>
+          <w:ilvl w:val="1"/>
+          <w:numId w:val="3"/>
+        </w:numPr>
+      </w:pPr>
+      <w:r>
+        <w:t>Early life was based on RNA (that can replicate but also has enzymatic activity)</w:t>
+      </w:r>
+    </w:p>
+    <w:p>
+      <w:pPr>
+        <w:pStyle w:val="a9"/>
+        <w:numPr>
+          <w:ilvl w:val="1"/>
+          <w:numId w:val="3"/>
+        </w:numPr>
+      </w:pPr>
+      <w:r>
+        <w:t>Supported by the discovery of ribozymes.</w:t>
+      </w:r>
+    </w:p>
+    <w:p>
+      <w:pPr>
+        <w:pStyle w:val="a9"/>
+        <w:numPr>
+          <w:ilvl w:val="1"/>
+          <w:numId w:val="3"/>
+        </w:numPr>
+      </w:pPr>
+      <w:r>
+        <w:t>Simulation questions:</w:t>
+      </w:r>
+    </w:p>
+    <w:p>
+      <w:pPr>
+        <w:pStyle w:val="a9"/>
+        <w:numPr>
+          <w:ilvl w:val="2"/>
+          <w:numId w:val="3"/>
+        </w:numPr>
+      </w:pPr>
+      <w:r>
+        <w:t>Will any self-replicating sequence emerge from random sequences?</w:t>
+      </w:r>
+    </w:p>
+    <w:p>
+      <w:pPr>
+        <w:pStyle w:val="a9"/>
+        <w:numPr>
+          <w:ilvl w:val="2"/>
+          <w:numId w:val="3"/>
+        </w:numPr>
+      </w:pPr>
+      <w:r>
+        <w:t>How does having ribosome-like catalysts improve the stability of RNA-based ribosomes?</w:t>
+      </w:r>
+    </w:p>
+    <w:p>
+      <w:pPr>
+        <w:pStyle w:val="a9"/>
+        <w:numPr>
+          <w:ilvl w:val="0"/>
+          <w:numId w:val="3"/>
+        </w:numPr>
+      </w:pPr>
+      <w:r>
+        <w:t>Metabolism-first hypothesis</w:t>
+      </w:r>
+    </w:p>
+    <w:p>
+      <w:pPr>
+        <w:pStyle w:val="a9"/>
+        <w:numPr>
+          <w:ilvl w:val="1"/>
+          <w:numId w:val="3"/>
+        </w:numPr>
+      </w:pPr>
+      <w:r>
+        <w:t>Whatever came out first was not RNA or proteins but some sort of network of chemical reactions</w:t>
+      </w:r>
+    </w:p>
+    <w:p>
+      <w:pPr>
+        <w:pStyle w:val="a9"/>
+        <w:numPr>
+          <w:ilvl w:val="0"/>
+          <w:numId w:val="3"/>
+        </w:numPr>
+      </w:pPr>
+      <w:r>
+        <w:t>Lipid world</w:t>
+      </w:r>
+    </w:p>
+    <w:p>
+      <w:pPr>
+        <w:pStyle w:val="a9"/>
+        <w:numPr>
+          <w:ilvl w:val="1"/>
+          <w:numId w:val="3"/>
+        </w:numPr>
+      </w:pPr>
+      <w:r>
+        <w:t>The 1</w:t>
+      </w:r>
+      <w:r>
+        <w:rPr>
+          <w:vertAlign w:val="superscript"/>
+        </w:rPr>
+        <w:t>st</w:t>
+      </w:r>
+      <w:r>
+        <w:t xml:space="preserve"> thing that needed to occur is droplets with a lipid bilayer (or one layer) that separate the system (that become alive) and the environment. In that way you can create all other theories within this encapsulation. vesicles may divide if they get too big (one droplet becomes two) or explode ("death")</w:t>
+      </w:r>
+      <w:r>
+        <w:t>.</w:t>
+      </w:r>
+    </w:p>
+    <w:p>
+      <w:pPr>
+        <w:pStyle w:val="a9"/>
+        <w:numPr>
+          <w:ilvl w:val="0"/>
+          <w:numId w:val="3"/>
+        </w:numPr>
+      </w:pPr>
+      <w:r>
+        <w:t>Dyson's dual-origin hhypothesis</w:t>
+      </w:r>
+    </w:p>
+    <w:p>
+      <w:pPr>
+        <w:pStyle w:val="a9"/>
+        <w:numPr>
+          <w:ilvl w:val="1"/>
+          <w:numId w:val="3"/>
+        </w:numPr>
+      </w:pPr>
+      <w:r>
+        <w:t>Merged the hypothesis we talked about so far to create his own theory</w:t>
+      </w:r>
+    </w:p>
+    <w:p>
+      <w:pPr>
+        <w:pStyle w:val="a9"/>
+        <w:numPr>
+          <w:ilvl w:val="1"/>
+          <w:numId w:val="3"/>
+        </w:numPr>
+      </w:pPr>
+      <w:r>
+        <w:t>Created a mathematical model that we can use for simulation</w:t>
+      </w:r>
+    </w:p>
+    <w:p>
+      <w:pPr>
+        <w:pStyle w:val="2"/>
+      </w:pPr>
+      <w:r>
+        <w:t>Final lecture: 03Jul2025</w:t>
+      </w:r>
+    </w:p>
+    <w:p>
+      <w:pPr>
+        <w:rPr>
+          <w:rtl/>
+        </w:rPr>
+      </w:pPr>
+      <w:r>
+        <w:t>This is the last meeting of this course.</w:t>
+      </w:r>
+      <w:r>
+        <w:t xml:space="preserve"> Hoping that the final presentation of the projects will be in-person. </w:t>
+      </w:r>
+    </w:p>
+    <w:p>
+      <w:r>
+        <w:rPr>
+          <w:b/>
+          <w:bCs/>
+        </w:rPr>
+        <w:t>Darwinian differentiation? Evolution-style cell fate determination? Differentiation of the fittest?</w:t>
+      </w:r>
+    </w:p>
+    <w:p>
+      <w:r>
+        <w:lastRenderedPageBreak/>
+        <w:t>This topic relates to embryonic development and cellular differentiation.</w:t>
+      </w:r>
+      <w:r>
+        <w:t xml:space="preserve"> The question is – how do the cells know which cell differentiates into what?</w:t>
       </w:r>
     </w:p>
     <w:sectPr>
@@ -1906,7 +2185,7 @@
         <w:rFonts w:ascii="Courier New" w:hAnsi="Courier New" w:cs="Courier New" w:hint="default"/>
       </w:rPr>
     </w:lvl>
-    <w:lvl w:ilvl="2" w:tplc="04090005" w:tentative="1">
+    <w:lvl w:ilvl="2" w:tplc="04090005">
       <w:start w:val="1"/>
       <w:numFmt w:val="bullet"/>
       <w:lvlText w:val=""/>
